--- a/pr-preview/pr-261/estimator-properties-handout.docx
+++ b/pr-preview/pr-261/estimator-properties-handout.docx
@@ -15,7 +15,7 @@
         <w:pStyle w:val="Date"/>
       </w:pPr>
       <w:r>
-        <w:t xml:space="preserve">Last modified: 2026-10-16 14:10:48 (PDT)</w:t>
+        <w:t xml:space="preserve">Last modified: 2026-10-16 18:35:04 (PDT)</w:t>
       </w:r>
     </w:p>
     <w:p>
@@ -6820,23 +6820,9 @@
       <w:r>
         <w:t xml:space="preserve"> </w:t>
       </w:r>
-      <m:oMath>
-        <m:limLow>
-          <m:e>
-            <m:r>
-              <m:t>X</m:t>
-            </m:r>
-          </m:e>
-          <m:lim>
-            <m:r>
-              <m:rPr>
-                <m:sty m:val="p"/>
-              </m:rPr>
-              <m:t>∼</m:t>
-            </m:r>
-          </m:lim>
-        </m:limLow>
-      </m:oMath>
+      <w:r>
+        <w:t xml:space="preserve">$\mathord{\smash[b]{\underset{\raise.3ex\hbox{$\scriptstyle\sim$}}{X}}\vphantom{X}}$</w:t>
+      </w:r>
       <w:r>
         <w:t xml:space="preserve"> </w:t>
       </w:r>
@@ -6846,50 +6832,9 @@
       <w:r>
         <w:t xml:space="preserve"> </w:t>
       </w:r>
-      <m:oMath>
-        <m:r>
-          <m:rPr>
-            <m:sty m:val="p"/>
-          </m:rPr>
-          <m:t>p</m:t>
-        </m:r>
-        <m:r>
-          <m:rPr>
-            <m:sty m:val="p"/>
-          </m:rPr>
-          <m:t>(</m:t>
-        </m:r>
-        <m:limLow>
-          <m:e>
-            <m:r>
-              <m:t>x</m:t>
-            </m:r>
-          </m:e>
-          <m:lim>
-            <m:r>
-              <m:rPr>
-                <m:sty m:val="p"/>
-              </m:rPr>
-              <m:t>∼</m:t>
-            </m:r>
-          </m:lim>
-        </m:limLow>
-        <m:r>
-          <m:rPr>
-            <m:sty m:val="p"/>
-          </m:rPr>
-          <m:t>∣</m:t>
-        </m:r>
-        <m:r>
-          <m:t>θ</m:t>
-        </m:r>
-        <m:r>
-          <m:rPr>
-            <m:sty m:val="p"/>
-          </m:rPr>
-          <m:t>)</m:t>
-        </m:r>
-      </m:oMath>
+      <w:r>
+        <w:t xml:space="preserve">$\operatorname{p}(\mathord{\smash[b]{\underset{\raise.3ex\hbox{$\scriptstyle\sim$}}{x}}\vphantom{x}}\mid \theta)$</w:t>
+      </w:r>
       <w:r>
         <w:t xml:space="preserve"> </w:t>
       </w:r>
@@ -6936,61 +6881,9 @@
       <w:r>
         <w:t xml:space="preserve"> </w:t>
       </w:r>
-      <m:oMath>
-        <m:acc>
-          <m:accPr>
-            <m:chr m:val="̂"/>
-          </m:accPr>
-          <m:e>
-            <m:r>
-              <m:t>θ</m:t>
-            </m:r>
-          </m:e>
-        </m:acc>
-        <m:r>
-          <m:rPr>
-            <m:sty m:val="p"/>
-          </m:rPr>
-          <m:t>=</m:t>
-        </m:r>
-        <m:acc>
-          <m:accPr>
-            <m:chr m:val="̂"/>
-          </m:accPr>
-          <m:e>
-            <m:r>
-              <m:t>θ</m:t>
-            </m:r>
-          </m:e>
-        </m:acc>
-        <m:r>
-          <m:rPr>
-            <m:sty m:val="p"/>
-          </m:rPr>
-          <m:t>(</m:t>
-        </m:r>
-        <m:limLow>
-          <m:e>
-            <m:r>
-              <m:t>X</m:t>
-            </m:r>
-          </m:e>
-          <m:lim>
-            <m:r>
-              <m:rPr>
-                <m:sty m:val="p"/>
-              </m:rPr>
-              <m:t>∼</m:t>
-            </m:r>
-          </m:lim>
-        </m:limLow>
-        <m:r>
-          <m:rPr>
-            <m:sty m:val="p"/>
-          </m:rPr>
-          <m:t>)</m:t>
-        </m:r>
-      </m:oMath>
+      <w:r>
+        <w:t xml:space="preserve">$\hat{\theta}= \hat{\theta}(\mathord{\smash[b]{\underset{\raise.3ex\hbox{$\scriptstyle\sim$}}{X}}\vphantom{X}})$</w:t>
+      </w:r>
       <w:r>
         <w:t xml:space="preserve"> </w:t>
       </w:r>
@@ -7069,59 +6962,9 @@
       <w:r>
         <w:t xml:space="preserve"> </w:t>
       </w:r>
-      <m:oMath>
-        <m:sSup>
-          <m:e>
-            <m:r>
-              <m:t>ℓ</m:t>
-            </m:r>
-          </m:e>
-          <m:sup>
-            <m:r>
-              <m:rPr>
-                <m:sty m:val="p"/>
-              </m:rPr>
-              <m:t>′</m:t>
-            </m:r>
-          </m:sup>
-        </m:sSup>
-        <m:r>
-          <m:rPr>
-            <m:sty m:val="p"/>
-          </m:rPr>
-          <m:t>(</m:t>
-        </m:r>
-        <m:limLow>
-          <m:e>
-            <m:r>
-              <m:t>X</m:t>
-            </m:r>
-          </m:e>
-          <m:lim>
-            <m:r>
-              <m:rPr>
-                <m:sty m:val="p"/>
-              </m:rPr>
-              <m:t>∼</m:t>
-            </m:r>
-          </m:lim>
-        </m:limLow>
-        <m:r>
-          <m:rPr>
-            <m:sty m:val="p"/>
-          </m:rPr>
-          <m:t>∣</m:t>
-        </m:r>
-        <m:r>
-          <m:t>θ</m:t>
-        </m:r>
-        <m:r>
-          <m:rPr>
-            <m:sty m:val="p"/>
-          </m:rPr>
-          <m:t>)</m:t>
-        </m:r>
-      </m:oMath>
+      <w:r>
+        <w:t xml:space="preserve">$\ell'(\mathord{\smash[b]{\underset{\raise.3ex\hbox{$\scriptstyle\sim$}}{X}}\vphantom{X}}\mid \theta)$</w:t>
+      </w:r>
       <w:r>
         <w:t xml:space="preserve"> </w:t>
       </w:r>
@@ -7250,1456 +7093,35 @@
       <w:pPr>
         <w:pStyle w:val="BodyText"/>
       </w:pPr>
-      <m:oMathPara>
-        <m:oMathParaPr>
-          <m:jc m:val="center"/>
-        </m:oMathParaPr>
-        <m:oMath>
-          <m:eqArr>
-            <m:e>
-              <m:r>
-                <m:rPr>
-                  <m:sty m:val="p"/>
-                </m:rPr>
-                <m:t>Cov</m:t>
-              </m:r>
-              <m:r>
-                <m:t>​</m:t>
-              </m:r>
-              <m:d>
-                <m:dPr>
-                  <m:begChr m:val="("/>
-                  <m:sepChr m:val=""/>
-                  <m:endChr m:val=")"/>
-                  <m:grow/>
-                </m:dPr>
-                <m:e>
-                  <m:acc>
-                    <m:accPr>
-                      <m:chr m:val="̂"/>
-                    </m:accPr>
-                    <m:e>
-                      <m:r>
-                        <m:t>θ</m:t>
-                      </m:r>
-                    </m:e>
-                  </m:acc>
-                  <m:r>
-                    <m:rPr>
-                      <m:sty m:val="p"/>
-                    </m:rPr>
-                    <m:t>,</m:t>
-                  </m:r>
-                  <m:sSup>
-                    <m:e>
-                      <m:r>
-                        <m:t>ℓ</m:t>
-                      </m:r>
-                    </m:e>
-                    <m:sup>
-                      <m:r>
-                        <m:rPr>
-                          <m:sty m:val="p"/>
-                        </m:rPr>
-                        <m:t>′</m:t>
-                      </m:r>
-                    </m:sup>
-                  </m:sSup>
-                </m:e>
-              </m:d>
-              <m:r>
-                <m:t>​</m:t>
-              </m:r>
-              <m:r>
-                <m:t>&amp;</m:t>
-              </m:r>
-              <m:r>
-                <m:rPr>
-                  <m:sty m:val="p"/>
-                </m:rPr>
-                <m:t>=</m:t>
-              </m:r>
-              <m:r>
-                <m:rPr>
-                  <m:sty m:val="p"/>
-                </m:rPr>
-                <m:t>E</m:t>
-              </m:r>
-              <m:r>
-                <m:t>​</m:t>
-              </m:r>
-              <m:d>
-                <m:dPr>
-                  <m:begChr m:val="["/>
-                  <m:sepChr m:val=""/>
-                  <m:endChr m:val="]"/>
-                  <m:grow/>
-                </m:dPr>
-                <m:e>
-                  <m:acc>
-                    <m:accPr>
-                      <m:chr m:val="̂"/>
-                    </m:accPr>
-                    <m:e>
-                      <m:r>
-                        <m:t>θ</m:t>
-                      </m:r>
-                    </m:e>
-                  </m:acc>
-                  <m:sSup>
-                    <m:e>
-                      <m:r>
-                        <m:t>ℓ</m:t>
-                      </m:r>
-                    </m:e>
-                    <m:sup>
-                      <m:r>
-                        <m:rPr>
-                          <m:sty m:val="p"/>
-                        </m:rPr>
-                        <m:t>′</m:t>
-                      </m:r>
-                    </m:sup>
-                  </m:sSup>
-                </m:e>
-              </m:d>
-              <m:r>
-                <m:t>​</m:t>
-              </m:r>
-              <m:r>
-                <m:rPr>
-                  <m:sty m:val="p"/>
-                </m:rPr>
-                <m:t>−</m:t>
-              </m:r>
-              <m:r>
-                <m:rPr>
-                  <m:sty m:val="p"/>
-                </m:rPr>
-                <m:t>E</m:t>
-              </m:r>
-              <m:r>
-                <m:t>​</m:t>
-              </m:r>
-              <m:d>
-                <m:dPr>
-                  <m:begChr m:val="["/>
-                  <m:sepChr m:val=""/>
-                  <m:endChr m:val="]"/>
-                  <m:grow/>
-                </m:dPr>
-                <m:e>
-                  <m:acc>
-                    <m:accPr>
-                      <m:chr m:val="̂"/>
-                    </m:accPr>
-                    <m:e>
-                      <m:r>
-                        <m:t>θ</m:t>
-                      </m:r>
-                    </m:e>
-                  </m:acc>
-                </m:e>
-              </m:d>
-              <m:r>
-                <m:t>​</m:t>
-              </m:r>
-              <m:r>
-                <m:t> </m:t>
-              </m:r>
-              <m:r>
-                <m:rPr>
-                  <m:sty m:val="p"/>
-                </m:rPr>
-                <m:t>E</m:t>
-              </m:r>
-              <m:r>
-                <m:t>​</m:t>
-              </m:r>
-              <m:d>
-                <m:dPr>
-                  <m:begChr m:val="["/>
-                  <m:sepChr m:val=""/>
-                  <m:endChr m:val="]"/>
-                  <m:grow/>
-                </m:dPr>
-                <m:e>
-                  <m:sSup>
-                    <m:e>
-                      <m:r>
-                        <m:t>ℓ</m:t>
-                      </m:r>
-                    </m:e>
-                    <m:sup>
-                      <m:r>
-                        <m:rPr>
-                          <m:sty m:val="p"/>
-                        </m:rPr>
-                        <m:t>′</m:t>
-                      </m:r>
-                    </m:sup>
-                  </m:sSup>
-                </m:e>
-              </m:d>
-              <m:r>
-                <m:t>​</m:t>
-              </m:r>
-              <m:r>
-                <m:t>&amp;</m:t>
-              </m:r>
-              <m:r>
-                <m:t>&amp;</m:t>
-              </m:r>
-              <m:r>
-                <m:rPr>
-                  <m:nor/>
-                  <m:sty m:val="p"/>
-                </m:rPr>
-                <m:t>(definition of covariance)</m:t>
-              </m:r>
-            </m:e>
-            <m:e>
-              <m:r>
-                <m:t>&amp;</m:t>
-              </m:r>
-              <m:r>
-                <m:rPr>
-                  <m:sty m:val="p"/>
-                </m:rPr>
-                <m:t>=</m:t>
-              </m:r>
-              <m:r>
-                <m:rPr>
-                  <m:sty m:val="p"/>
-                </m:rPr>
-                <m:t>E</m:t>
-              </m:r>
-              <m:r>
-                <m:t>​</m:t>
-              </m:r>
-              <m:d>
-                <m:dPr>
-                  <m:begChr m:val="["/>
-                  <m:sepChr m:val=""/>
-                  <m:endChr m:val="]"/>
-                  <m:grow/>
-                </m:dPr>
-                <m:e>
-                  <m:acc>
-                    <m:accPr>
-                      <m:chr m:val="̂"/>
-                    </m:accPr>
-                    <m:e>
-                      <m:r>
-                        <m:t>θ</m:t>
-                      </m:r>
-                    </m:e>
-                  </m:acc>
-                  <m:sSup>
-                    <m:e>
-                      <m:r>
-                        <m:t>ℓ</m:t>
-                      </m:r>
-                    </m:e>
-                    <m:sup>
-                      <m:r>
-                        <m:rPr>
-                          <m:sty m:val="p"/>
-                        </m:rPr>
-                        <m:t>′</m:t>
-                      </m:r>
-                    </m:sup>
-                  </m:sSup>
-                </m:e>
-              </m:d>
-              <m:r>
-                <m:t>​</m:t>
-              </m:r>
-              <m:r>
-                <m:rPr>
-                  <m:sty m:val="p"/>
-                </m:rPr>
-                <m:t>−</m:t>
-              </m:r>
-              <m:r>
-                <m:rPr>
-                  <m:sty m:val="p"/>
-                </m:rPr>
-                <m:t>E</m:t>
-              </m:r>
-              <m:r>
-                <m:t>​</m:t>
-              </m:r>
-              <m:d>
-                <m:dPr>
-                  <m:begChr m:val="["/>
-                  <m:sepChr m:val=""/>
-                  <m:endChr m:val="]"/>
-                  <m:grow/>
-                </m:dPr>
-                <m:e>
-                  <m:acc>
-                    <m:accPr>
-                      <m:chr m:val="̂"/>
-                    </m:accPr>
-                    <m:e>
-                      <m:r>
-                        <m:t>θ</m:t>
-                      </m:r>
-                    </m:e>
-                  </m:acc>
-                </m:e>
-              </m:d>
-              <m:r>
-                <m:t>​</m:t>
-              </m:r>
-              <m:r>
-                <m:rPr>
-                  <m:sty m:val="p"/>
-                </m:rPr>
-                <m:t>⋅</m:t>
-              </m:r>
-              <m:r>
-                <m:t>0</m:t>
-              </m:r>
-              <m:r>
-                <m:t>&amp;</m:t>
-              </m:r>
-              <m:r>
-                <m:t>&amp;</m:t>
-              </m:r>
-              <m:r>
-                <m:rPr>
-                  <m:nor/>
-                  <m:sty m:val="p"/>
-                </m:rPr>
-                <m:t>(the score has mean zero)</m:t>
-              </m:r>
-            </m:e>
-            <m:e>
-              <m:r>
-                <m:t>&amp;</m:t>
-              </m:r>
-              <m:r>
-                <m:rPr>
-                  <m:sty m:val="p"/>
-                </m:rPr>
-                <m:t>=</m:t>
-              </m:r>
-              <m:r>
-                <m:rPr>
-                  <m:sty m:val="p"/>
-                </m:rPr>
-                <m:t>E</m:t>
-              </m:r>
-              <m:r>
-                <m:t>​</m:t>
-              </m:r>
-              <m:d>
-                <m:dPr>
-                  <m:begChr m:val="["/>
-                  <m:sepChr m:val=""/>
-                  <m:endChr m:val="]"/>
-                  <m:grow/>
-                </m:dPr>
-                <m:e>
-                  <m:acc>
-                    <m:accPr>
-                      <m:chr m:val="̂"/>
-                    </m:accPr>
-                    <m:e>
-                      <m:r>
-                        <m:t>θ</m:t>
-                      </m:r>
-                    </m:e>
-                  </m:acc>
-                  <m:sSup>
-                    <m:e>
-                      <m:r>
-                        <m:t>ℓ</m:t>
-                      </m:r>
-                    </m:e>
-                    <m:sup>
-                      <m:r>
-                        <m:rPr>
-                          <m:sty m:val="p"/>
-                        </m:rPr>
-                        <m:t>′</m:t>
-                      </m:r>
-                    </m:sup>
-                  </m:sSup>
-                </m:e>
-              </m:d>
-              <m:r>
-                <m:t>​</m:t>
-              </m:r>
-              <m:r>
-                <m:rPr>
-                  <m:sty m:val="p"/>
-                </m:rPr>
-                <m:t>−</m:t>
-              </m:r>
-              <m:r>
-                <m:t>0</m:t>
-              </m:r>
-              <m:r>
-                <m:t>&amp;</m:t>
-              </m:r>
-              <m:r>
-                <m:t>&amp;</m:t>
-              </m:r>
-              <m:r>
-                <m:rPr>
-                  <m:nor/>
-                  <m:sty m:val="p"/>
-                </m:rPr>
-                <m:t>(</m:t>
-              </m:r>
-              <m:r>
-                <m:t>b</m:t>
-              </m:r>
-              <m:r>
-                <m:rPr>
-                  <m:sty m:val="p"/>
-                </m:rPr>
-                <m:t>⋅</m:t>
-              </m:r>
-              <m:r>
-                <m:t>0</m:t>
-              </m:r>
-              <m:r>
-                <m:rPr>
-                  <m:sty m:val="p"/>
-                </m:rPr>
-                <m:t>=</m:t>
-              </m:r>
-              <m:r>
-                <m:t>0</m:t>
-              </m:r>
-              <m:r>
-                <m:rPr>
-                  <m:nor/>
-                  <m:sty m:val="p"/>
-                </m:rPr>
-                <m:t>)</m:t>
-              </m:r>
-            </m:e>
-            <m:e>
-              <m:r>
-                <m:t>&amp;</m:t>
-              </m:r>
-              <m:r>
-                <m:rPr>
-                  <m:sty m:val="p"/>
-                </m:rPr>
-                <m:t>=</m:t>
-              </m:r>
-              <m:r>
-                <m:rPr>
-                  <m:sty m:val="p"/>
-                </m:rPr>
-                <m:t>E</m:t>
-              </m:r>
-              <m:r>
-                <m:t>​</m:t>
-              </m:r>
-              <m:d>
-                <m:dPr>
-                  <m:begChr m:val="["/>
-                  <m:sepChr m:val=""/>
-                  <m:endChr m:val="]"/>
-                  <m:grow/>
-                </m:dPr>
-                <m:e>
-                  <m:acc>
-                    <m:accPr>
-                      <m:chr m:val="̂"/>
-                    </m:accPr>
-                    <m:e>
-                      <m:r>
-                        <m:t>θ</m:t>
-                      </m:r>
-                    </m:e>
-                  </m:acc>
-                  <m:sSup>
-                    <m:e>
-                      <m:r>
-                        <m:t>ℓ</m:t>
-                      </m:r>
-                    </m:e>
-                    <m:sup>
-                      <m:r>
-                        <m:rPr>
-                          <m:sty m:val="p"/>
-                        </m:rPr>
-                        <m:t>′</m:t>
-                      </m:r>
-                    </m:sup>
-                  </m:sSup>
-                </m:e>
-              </m:d>
-              <m:r>
-                <m:t>​</m:t>
-              </m:r>
-              <m:r>
-                <m:t>&amp;</m:t>
-              </m:r>
-              <m:r>
-                <m:t>&amp;</m:t>
-              </m:r>
-              <m:r>
-                <m:rPr>
-                  <m:nor/>
-                  <m:sty m:val="p"/>
-                </m:rPr>
-                <m:t>(</m:t>
-              </m:r>
-              <m:r>
-                <m:t>a</m:t>
-              </m:r>
-              <m:r>
-                <m:rPr>
-                  <m:sty m:val="p"/>
-                </m:rPr>
-                <m:t>−</m:t>
-              </m:r>
-              <m:r>
-                <m:t>0</m:t>
-              </m:r>
-              <m:r>
-                <m:rPr>
-                  <m:sty m:val="p"/>
-                </m:rPr>
-                <m:t>=</m:t>
-              </m:r>
-              <m:r>
-                <m:t>a</m:t>
-              </m:r>
-              <m:r>
-                <m:rPr>
-                  <m:nor/>
-                  <m:sty m:val="p"/>
-                </m:rPr>
-                <m:t>)</m:t>
-              </m:r>
-            </m:e>
-            <m:e>
-              <m:r>
-                <m:t>&amp;</m:t>
-              </m:r>
-              <m:r>
-                <m:rPr>
-                  <m:sty m:val="p"/>
-                </m:rPr>
-                <m:t>=</m:t>
-              </m:r>
-              <m:r>
-                <m:rPr>
-                  <m:sty m:val="p"/>
-                </m:rPr>
-                <m:t>∫</m:t>
-              </m:r>
-              <m:acc>
-                <m:accPr>
-                  <m:chr m:val="̂"/>
-                </m:accPr>
-                <m:e>
-                  <m:r>
-                    <m:t>θ</m:t>
-                  </m:r>
-                </m:e>
-              </m:acc>
-              <m:r>
-                <m:rPr>
-                  <m:sty m:val="p"/>
-                </m:rPr>
-                <m:t>(</m:t>
-              </m:r>
-              <m:limLow>
-                <m:e>
-                  <m:r>
-                    <m:t>x</m:t>
-                  </m:r>
-                </m:e>
-                <m:lim>
-                  <m:r>
-                    <m:rPr>
-                      <m:sty m:val="p"/>
-                    </m:rPr>
-                    <m:t>∼</m:t>
-                  </m:r>
-                </m:lim>
-              </m:limLow>
-              <m:r>
-                <m:rPr>
-                  <m:sty m:val="p"/>
-                </m:rPr>
-                <m:t>)</m:t>
-              </m:r>
-              <m:r>
-                <m:t> </m:t>
-              </m:r>
-              <m:sSup>
-                <m:e>
-                  <m:r>
-                    <m:t>ℓ</m:t>
-                  </m:r>
-                </m:e>
-                <m:sup>
-                  <m:r>
-                    <m:rPr>
-                      <m:sty m:val="p"/>
-                    </m:rPr>
-                    <m:t>′</m:t>
-                  </m:r>
-                </m:sup>
-              </m:sSup>
-              <m:r>
-                <m:rPr>
-                  <m:sty m:val="p"/>
-                </m:rPr>
-                <m:t>(</m:t>
-              </m:r>
-              <m:limLow>
-                <m:e>
-                  <m:r>
-                    <m:t>x</m:t>
-                  </m:r>
-                </m:e>
-                <m:lim>
-                  <m:r>
-                    <m:rPr>
-                      <m:sty m:val="p"/>
-                    </m:rPr>
-                    <m:t>∼</m:t>
-                  </m:r>
-                </m:lim>
-              </m:limLow>
-              <m:r>
-                <m:rPr>
-                  <m:sty m:val="p"/>
-                </m:rPr>
-                <m:t>∣</m:t>
-              </m:r>
-              <m:r>
-                <m:t>θ</m:t>
-              </m:r>
-              <m:r>
-                <m:rPr>
-                  <m:sty m:val="p"/>
-                </m:rPr>
-                <m:t>)</m:t>
-              </m:r>
-              <m:r>
-                <m:t> </m:t>
-              </m:r>
-              <m:r>
-                <m:rPr>
-                  <m:sty m:val="p"/>
-                </m:rPr>
-                <m:t>p</m:t>
-              </m:r>
-              <m:r>
-                <m:rPr>
-                  <m:sty m:val="p"/>
-                </m:rPr>
-                <m:t>(</m:t>
-              </m:r>
-              <m:limLow>
-                <m:e>
-                  <m:r>
-                    <m:t>x</m:t>
-                  </m:r>
-                </m:e>
-                <m:lim>
-                  <m:r>
-                    <m:rPr>
-                      <m:sty m:val="p"/>
-                    </m:rPr>
-                    <m:t>∼</m:t>
-                  </m:r>
-                </m:lim>
-              </m:limLow>
-              <m:r>
-                <m:rPr>
-                  <m:sty m:val="p"/>
-                </m:rPr>
-                <m:t>∣</m:t>
-              </m:r>
-              <m:r>
-                <m:t>θ</m:t>
-              </m:r>
-              <m:r>
-                <m:rPr>
-                  <m:sty m:val="p"/>
-                </m:rPr>
-                <m:t>)</m:t>
-              </m:r>
-              <m:r>
-                <m:t> </m:t>
-              </m:r>
-              <m:r>
-                <m:t>d</m:t>
-              </m:r>
-              <m:limLow>
-                <m:e>
-                  <m:r>
-                    <m:t>x</m:t>
-                  </m:r>
-                </m:e>
-                <m:lim>
-                  <m:r>
-                    <m:rPr>
-                      <m:sty m:val="p"/>
-                    </m:rPr>
-                    <m:t>∼</m:t>
-                  </m:r>
-                </m:lim>
-              </m:limLow>
-              <m:r>
-                <m:t>&amp;</m:t>
-              </m:r>
-              <m:r>
-                <m:t>&amp;</m:t>
-              </m:r>
-              <m:r>
-                <m:rPr>
-                  <m:nor/>
-                  <m:sty m:val="p"/>
-                </m:rPr>
-                <m:t>(definition of expectation)</m:t>
-              </m:r>
-            </m:e>
-            <m:e>
-              <m:r>
-                <m:t>&amp;</m:t>
-              </m:r>
-              <m:r>
-                <m:rPr>
-                  <m:sty m:val="p"/>
-                </m:rPr>
-                <m:t>=</m:t>
-              </m:r>
-              <m:r>
-                <m:rPr>
-                  <m:sty m:val="p"/>
-                </m:rPr>
-                <m:t>∫</m:t>
-              </m:r>
-              <m:acc>
-                <m:accPr>
-                  <m:chr m:val="̂"/>
-                </m:accPr>
-                <m:e>
-                  <m:r>
-                    <m:t>θ</m:t>
-                  </m:r>
-                </m:e>
-              </m:acc>
-              <m:r>
-                <m:rPr>
-                  <m:sty m:val="p"/>
-                </m:rPr>
-                <m:t>(</m:t>
-              </m:r>
-              <m:limLow>
-                <m:e>
-                  <m:r>
-                    <m:t>x</m:t>
-                  </m:r>
-                </m:e>
-                <m:lim>
-                  <m:r>
-                    <m:rPr>
-                      <m:sty m:val="p"/>
-                    </m:rPr>
-                    <m:t>∼</m:t>
-                  </m:r>
-                </m:lim>
-              </m:limLow>
-              <m:r>
-                <m:rPr>
-                  <m:sty m:val="p"/>
-                </m:rPr>
-                <m:t>)</m:t>
-              </m:r>
-              <m:r>
-                <m:t>​</m:t>
-              </m:r>
-              <m:d>
-                <m:dPr>
-                  <m:begChr m:val="("/>
-                  <m:sepChr m:val=""/>
-                  <m:endChr m:val=")"/>
-                  <m:grow/>
-                </m:dPr>
-                <m:e>
-                  <m:f>
-                    <m:fPr>
-                      <m:type m:val="bar"/>
-                    </m:fPr>
-                    <m:num>
-                      <m:r>
-                        <m:rPr>
-                          <m:sty m:val="p"/>
-                        </m:rPr>
-                        <m:t>∂</m:t>
-                      </m:r>
-                    </m:num>
-                    <m:den>
-                      <m:r>
-                        <m:rPr>
-                          <m:sty m:val="p"/>
-                        </m:rPr>
-                        <m:t>∂</m:t>
-                      </m:r>
-                      <m:r>
-                        <m:t>θ</m:t>
-                      </m:r>
-                    </m:den>
-                  </m:f>
-                  <m:r>
-                    <m:rPr>
-                      <m:sty m:val="p"/>
-                    </m:rPr>
-                    <m:t>log</m:t>
-                  </m:r>
-                  <m:r>
-                    <m:rPr>
-                      <m:sty m:val="p"/>
-                    </m:rPr>
-                    <m:t>p</m:t>
-                  </m:r>
-                  <m:r>
-                    <m:rPr>
-                      <m:sty m:val="p"/>
-                    </m:rPr>
-                    <m:t>(</m:t>
-                  </m:r>
-                  <m:limLow>
-                    <m:e>
-                      <m:r>
-                        <m:t>x</m:t>
-                      </m:r>
-                    </m:e>
-                    <m:lim>
-                      <m:r>
-                        <m:rPr>
-                          <m:sty m:val="p"/>
-                        </m:rPr>
-                        <m:t>∼</m:t>
-                      </m:r>
-                    </m:lim>
-                  </m:limLow>
-                  <m:r>
-                    <m:rPr>
-                      <m:sty m:val="p"/>
-                    </m:rPr>
-                    <m:t>∣</m:t>
-                  </m:r>
-                  <m:r>
-                    <m:t>θ</m:t>
-                  </m:r>
-                  <m:r>
-                    <m:rPr>
-                      <m:sty m:val="p"/>
-                    </m:rPr>
-                    <m:t>)</m:t>
-                  </m:r>
-                </m:e>
-              </m:d>
-              <m:r>
-                <m:t>​</m:t>
-              </m:r>
-              <m:r>
-                <m:rPr>
-                  <m:sty m:val="p"/>
-                </m:rPr>
-                <m:t>p</m:t>
-              </m:r>
-              <m:r>
-                <m:rPr>
-                  <m:sty m:val="p"/>
-                </m:rPr>
-                <m:t>(</m:t>
-              </m:r>
-              <m:limLow>
-                <m:e>
-                  <m:r>
-                    <m:t>x</m:t>
-                  </m:r>
-                </m:e>
-                <m:lim>
-                  <m:r>
-                    <m:rPr>
-                      <m:sty m:val="p"/>
-                    </m:rPr>
-                    <m:t>∼</m:t>
-                  </m:r>
-                </m:lim>
-              </m:limLow>
-              <m:r>
-                <m:rPr>
-                  <m:sty m:val="p"/>
-                </m:rPr>
-                <m:t>∣</m:t>
-              </m:r>
-              <m:r>
-                <m:t>θ</m:t>
-              </m:r>
-              <m:r>
-                <m:rPr>
-                  <m:sty m:val="p"/>
-                </m:rPr>
-                <m:t>)</m:t>
-              </m:r>
-              <m:r>
-                <m:t> </m:t>
-              </m:r>
-              <m:r>
-                <m:t>d</m:t>
-              </m:r>
-              <m:limLow>
-                <m:e>
-                  <m:r>
-                    <m:t>x</m:t>
-                  </m:r>
-                </m:e>
-                <m:lim>
-                  <m:r>
-                    <m:rPr>
-                      <m:sty m:val="p"/>
-                    </m:rPr>
-                    <m:t>∼</m:t>
-                  </m:r>
-                </m:lim>
-              </m:limLow>
-              <m:r>
-                <m:t>&amp;</m:t>
-              </m:r>
-              <m:r>
-                <m:t>&amp;</m:t>
-              </m:r>
-              <m:r>
-                <m:rPr>
-                  <m:nor/>
-                  <m:sty m:val="p"/>
-                </m:rPr>
-                <m:t>(definition of the score)</m:t>
-              </m:r>
-            </m:e>
-            <m:e>
-              <m:r>
-                <m:t>&amp;</m:t>
-              </m:r>
-              <m:r>
-                <m:rPr>
-                  <m:sty m:val="p"/>
-                </m:rPr>
-                <m:t>=</m:t>
-              </m:r>
-              <m:r>
-                <m:rPr>
-                  <m:sty m:val="p"/>
-                </m:rPr>
-                <m:t>∫</m:t>
-              </m:r>
-              <m:acc>
-                <m:accPr>
-                  <m:chr m:val="̂"/>
-                </m:accPr>
-                <m:e>
-                  <m:r>
-                    <m:t>θ</m:t>
-                  </m:r>
-                </m:e>
-              </m:acc>
-              <m:r>
-                <m:rPr>
-                  <m:sty m:val="p"/>
-                </m:rPr>
-                <m:t>(</m:t>
-              </m:r>
-              <m:limLow>
-                <m:e>
-                  <m:r>
-                    <m:t>x</m:t>
-                  </m:r>
-                </m:e>
-                <m:lim>
-                  <m:r>
-                    <m:rPr>
-                      <m:sty m:val="p"/>
-                    </m:rPr>
-                    <m:t>∼</m:t>
-                  </m:r>
-                </m:lim>
-              </m:limLow>
-              <m:r>
-                <m:rPr>
-                  <m:sty m:val="p"/>
-                </m:rPr>
-                <m:t>)</m:t>
-              </m:r>
-              <m:r>
-                <m:t> </m:t>
-              </m:r>
-              <m:f>
-                <m:fPr>
-                  <m:type m:val="bar"/>
-                </m:fPr>
-                <m:num>
-                  <m:r>
-                    <m:rPr>
-                      <m:sty m:val="p"/>
-                    </m:rPr>
-                    <m:t>∂</m:t>
-                  </m:r>
-                </m:num>
-                <m:den>
-                  <m:r>
-                    <m:rPr>
-                      <m:sty m:val="p"/>
-                    </m:rPr>
-                    <m:t>∂</m:t>
-                  </m:r>
-                  <m:r>
-                    <m:t>θ</m:t>
-                  </m:r>
-                </m:den>
-              </m:f>
-              <m:r>
-                <m:rPr>
-                  <m:sty m:val="p"/>
-                </m:rPr>
-                <m:t>p</m:t>
-              </m:r>
-              <m:r>
-                <m:rPr>
-                  <m:sty m:val="p"/>
-                </m:rPr>
-                <m:t>(</m:t>
-              </m:r>
-              <m:limLow>
-                <m:e>
-                  <m:r>
-                    <m:t>x</m:t>
-                  </m:r>
-                </m:e>
-                <m:lim>
-                  <m:r>
-                    <m:rPr>
-                      <m:sty m:val="p"/>
-                    </m:rPr>
-                    <m:t>∼</m:t>
-                  </m:r>
-                </m:lim>
-              </m:limLow>
-              <m:r>
-                <m:rPr>
-                  <m:sty m:val="p"/>
-                </m:rPr>
-                <m:t>∣</m:t>
-              </m:r>
-              <m:r>
-                <m:t>θ</m:t>
-              </m:r>
-              <m:r>
-                <m:rPr>
-                  <m:sty m:val="p"/>
-                </m:rPr>
-                <m:t>)</m:t>
-              </m:r>
-              <m:r>
-                <m:t> </m:t>
-              </m:r>
-              <m:r>
-                <m:t>d</m:t>
-              </m:r>
-              <m:limLow>
-                <m:e>
-                  <m:r>
-                    <m:t>x</m:t>
-                  </m:r>
-                </m:e>
-                <m:lim>
-                  <m:r>
-                    <m:rPr>
-                      <m:sty m:val="p"/>
-                    </m:rPr>
-                    <m:t>∼</m:t>
-                  </m:r>
-                </m:lim>
-              </m:limLow>
-              <m:r>
-                <m:t>&amp;</m:t>
-              </m:r>
-              <m:r>
-                <m:t>&amp;</m:t>
-              </m:r>
-              <m:r>
-                <m:rPr>
-                  <m:nor/>
-                  <m:sty m:val="p"/>
-                </m:rPr>
-                <m:t>(derivative of a log density)</m:t>
-              </m:r>
-            </m:e>
-            <m:e>
-              <m:r>
-                <m:t>&amp;</m:t>
-              </m:r>
-              <m:r>
-                <m:rPr>
-                  <m:sty m:val="p"/>
-                </m:rPr>
-                <m:t>=</m:t>
-              </m:r>
-              <m:f>
-                <m:fPr>
-                  <m:type m:val="bar"/>
-                </m:fPr>
-                <m:num>
-                  <m:r>
-                    <m:rPr>
-                      <m:sty m:val="p"/>
-                    </m:rPr>
-                    <m:t>∂</m:t>
-                  </m:r>
-                </m:num>
-                <m:den>
-                  <m:r>
-                    <m:rPr>
-                      <m:sty m:val="p"/>
-                    </m:rPr>
-                    <m:t>∂</m:t>
-                  </m:r>
-                  <m:r>
-                    <m:t>θ</m:t>
-                  </m:r>
-                </m:den>
-              </m:f>
-              <m:r>
-                <m:rPr>
-                  <m:sty m:val="p"/>
-                </m:rPr>
-                <m:t>∫</m:t>
-              </m:r>
-              <m:acc>
-                <m:accPr>
-                  <m:chr m:val="̂"/>
-                </m:accPr>
-                <m:e>
-                  <m:r>
-                    <m:t>θ</m:t>
-                  </m:r>
-                </m:e>
-              </m:acc>
-              <m:r>
-                <m:rPr>
-                  <m:sty m:val="p"/>
-                </m:rPr>
-                <m:t>(</m:t>
-              </m:r>
-              <m:limLow>
-                <m:e>
-                  <m:r>
-                    <m:t>x</m:t>
-                  </m:r>
-                </m:e>
-                <m:lim>
-                  <m:r>
-                    <m:rPr>
-                      <m:sty m:val="p"/>
-                    </m:rPr>
-                    <m:t>∼</m:t>
-                  </m:r>
-                </m:lim>
-              </m:limLow>
-              <m:r>
-                <m:rPr>
-                  <m:sty m:val="p"/>
-                </m:rPr>
-                <m:t>)</m:t>
-              </m:r>
-              <m:r>
-                <m:t> </m:t>
-              </m:r>
-              <m:r>
-                <m:rPr>
-                  <m:sty m:val="p"/>
-                </m:rPr>
-                <m:t>p</m:t>
-              </m:r>
-              <m:r>
-                <m:rPr>
-                  <m:sty m:val="p"/>
-                </m:rPr>
-                <m:t>(</m:t>
-              </m:r>
-              <m:limLow>
-                <m:e>
-                  <m:r>
-                    <m:t>x</m:t>
-                  </m:r>
-                </m:e>
-                <m:lim>
-                  <m:r>
-                    <m:rPr>
-                      <m:sty m:val="p"/>
-                    </m:rPr>
-                    <m:t>∼</m:t>
-                  </m:r>
-                </m:lim>
-              </m:limLow>
-              <m:r>
-                <m:rPr>
-                  <m:sty m:val="p"/>
-                </m:rPr>
-                <m:t>∣</m:t>
-              </m:r>
-              <m:r>
-                <m:t>θ</m:t>
-              </m:r>
-              <m:r>
-                <m:rPr>
-                  <m:sty m:val="p"/>
-                </m:rPr>
-                <m:t>)</m:t>
-              </m:r>
-              <m:r>
-                <m:t> </m:t>
-              </m:r>
-              <m:r>
-                <m:t>d</m:t>
-              </m:r>
-              <m:limLow>
-                <m:e>
-                  <m:r>
-                    <m:t>x</m:t>
-                  </m:r>
-                </m:e>
-                <m:lim>
-                  <m:r>
-                    <m:rPr>
-                      <m:sty m:val="p"/>
-                    </m:rPr>
-                    <m:t>∼</m:t>
-                  </m:r>
-                </m:lim>
-              </m:limLow>
-              <m:r>
-                <m:t>&amp;</m:t>
-              </m:r>
-              <m:r>
-                <m:t>&amp;</m:t>
-              </m:r>
-              <m:r>
-                <m:rPr>
-                  <m:nor/>
-                  <m:sty m:val="p"/>
-                </m:rPr>
-                <m:t>(exchange derivative and integral)</m:t>
-              </m:r>
-            </m:e>
-            <m:e>
-              <m:r>
-                <m:t>&amp;</m:t>
-              </m:r>
-              <m:r>
-                <m:rPr>
-                  <m:sty m:val="p"/>
-                </m:rPr>
-                <m:t>=</m:t>
-              </m:r>
-              <m:f>
-                <m:fPr>
-                  <m:type m:val="bar"/>
-                </m:fPr>
-                <m:num>
-                  <m:r>
-                    <m:rPr>
-                      <m:sty m:val="p"/>
-                    </m:rPr>
-                    <m:t>∂</m:t>
-                  </m:r>
-                </m:num>
-                <m:den>
-                  <m:r>
-                    <m:rPr>
-                      <m:sty m:val="p"/>
-                    </m:rPr>
-                    <m:t>∂</m:t>
-                  </m:r>
-                  <m:r>
-                    <m:t>θ</m:t>
-                  </m:r>
-                </m:den>
-              </m:f>
-              <m:r>
-                <m:rPr>
-                  <m:sty m:val="p"/>
-                </m:rPr>
-                <m:t>E</m:t>
-              </m:r>
-              <m:r>
-                <m:t>​</m:t>
-              </m:r>
-              <m:d>
-                <m:dPr>
-                  <m:begChr m:val="["/>
-                  <m:sepChr m:val=""/>
-                  <m:endChr m:val="]"/>
-                  <m:grow/>
-                </m:dPr>
-                <m:e>
-                  <m:acc>
-                    <m:accPr>
-                      <m:chr m:val="̂"/>
-                    </m:accPr>
-                    <m:e>
-                      <m:r>
-                        <m:t>θ</m:t>
-                      </m:r>
-                    </m:e>
-                  </m:acc>
-                </m:e>
-              </m:d>
-              <m:r>
-                <m:t>​</m:t>
-              </m:r>
-              <m:r>
-                <m:t>&amp;</m:t>
-              </m:r>
-              <m:r>
-                <m:t>&amp;</m:t>
-              </m:r>
-              <m:r>
-                <m:rPr>
-                  <m:nor/>
-                  <m:sty m:val="p"/>
-                </m:rPr>
-                <m:t>(definition of expectation)</m:t>
-              </m:r>
-            </m:e>
-            <m:e>
-              <m:r>
-                <m:t>&amp;</m:t>
-              </m:r>
-              <m:r>
-                <m:rPr>
-                  <m:sty m:val="p"/>
-                </m:rPr>
-                <m:t>=</m:t>
-              </m:r>
-              <m:f>
-                <m:fPr>
-                  <m:type m:val="bar"/>
-                </m:fPr>
-                <m:num>
-                  <m:r>
-                    <m:rPr>
-                      <m:sty m:val="p"/>
-                    </m:rPr>
-                    <m:t>∂</m:t>
-                  </m:r>
-                </m:num>
-                <m:den>
-                  <m:r>
-                    <m:rPr>
-                      <m:sty m:val="p"/>
-                    </m:rPr>
-                    <m:t>∂</m:t>
-                  </m:r>
-                  <m:r>
-                    <m:t>θ</m:t>
-                  </m:r>
-                </m:den>
-              </m:f>
-              <m:r>
-                <m:t>θ</m:t>
-              </m:r>
-              <m:r>
-                <m:t>&amp;</m:t>
-              </m:r>
-              <m:r>
-                <m:t>&amp;</m:t>
-              </m:r>
-              <m:r>
-                <m:rPr>
-                  <m:nor/>
-                  <m:sty m:val="p"/>
-                </m:rPr>
-                <m:t>(</m:t>
-              </m:r>
-              <m:acc>
-                <m:accPr>
-                  <m:chr m:val="̂"/>
-                </m:accPr>
-                <m:e>
-                  <m:r>
-                    <m:t>θ</m:t>
-                  </m:r>
-                </m:e>
-              </m:acc>
-              <m:r>
-                <m:rPr>
-                  <m:nor/>
-                  <m:sty m:val="p"/>
-                </m:rPr>
-                <m:t> is unbiased)</m:t>
-              </m:r>
-            </m:e>
-            <m:e>
-              <m:r>
-                <m:t>&amp;</m:t>
-              </m:r>
-              <m:r>
-                <m:rPr>
-                  <m:sty m:val="p"/>
-                </m:rPr>
-                <m:t>=</m:t>
-              </m:r>
-              <m:r>
-                <m:t>1</m:t>
-              </m:r>
-              <m:r>
-                <m:t>&amp;</m:t>
-              </m:r>
-              <m:r>
-                <m:t>&amp;</m:t>
-              </m:r>
-              <m:r>
-                <m:rPr>
-                  <m:nor/>
-                  <m:sty m:val="p"/>
-                </m:rPr>
-                <m:t>(derivative of </m:t>
-              </m:r>
-              <m:r>
-                <m:t>θ</m:t>
-              </m:r>
-              <m:r>
-                <m:rPr>
-                  <m:nor/>
-                  <m:sty m:val="p"/>
-                </m:rPr>
-                <m:t> with respect to </m:t>
-              </m:r>
-              <m:r>
-                <m:t>θ</m:t>
-              </m:r>
-              <m:r>
-                <m:rPr>
-                  <m:nor/>
-                  <m:sty m:val="p"/>
-                </m:rPr>
-                <m:t>)</m:t>
-              </m:r>
-            </m:e>
-          </m:eqArr>
-        </m:oMath>
-      </m:oMathPara>
+      <w:r>
+        <w:t xml:space="preserve">$$
+    \begin{aligned}
+    \operatorname{Cov}\mathopen{}\left(\hat{\theta}, \ell'\right)\mathclose{}
+    &amp;= \operatorname{E}\mathopen{}\left[\hat{\theta}\ell'\right]\mathclose{} - \operatorname{E}\mathopen{}\left[\hat{\theta}\right]\mathclose{}\,\operatorname{E}\mathopen{}\left[\ell'\right]\mathclose{}
+    &amp;&amp; \text{(definition of covariance)}\\
+    &amp;= \operatorname{E}\mathopen{}\left[\hat{\theta}\ell'\right]\mathclose{} - \operatorname{E}\mathopen{}\left[\hat{\theta}\right]\mathclose{} \cdot 0
+    &amp;&amp; \text{(the score has mean zero)}\\
+    &amp;= \operatorname{E}\mathopen{}\left[\hat{\theta}\ell'\right]\mathclose{} - 0
+    &amp;&amp; \text{($b \cdot 0 = 0$)}\\
+    &amp;= \operatorname{E}\mathopen{}\left[\hat{\theta}\ell'\right]\mathclose{}
+    &amp;&amp; \text{($a - 0 = a$)}\\
+    &amp;= \int \hat{\theta}(\mathord{\smash[b]{\underset{\raise.3ex\hbox{$\scriptstyle\sim$}}{x}}\vphantom{x}}) \, \ell'(\mathord{\smash[b]{\underset{\raise.3ex\hbox{$\scriptstyle\sim$}}{x}}\vphantom{x}}\mid \theta) \, \operatorname{p}(\mathord{\smash[b]{\underset{\raise.3ex\hbox{$\scriptstyle\sim$}}{x}}\vphantom{x}}\mid \theta) \, d\mathord{\smash[b]{\underset{\raise.3ex\hbox{$\scriptstyle\sim$}}{x}}\vphantom{x}}
+    &amp;&amp; \text{(definition of expectation)}\\
+    &amp;= \int \hat{\theta}(\mathord{\smash[b]{\underset{\raise.3ex\hbox{$\scriptstyle\sim$}}{x}}\vphantom{x}}) \mathopen{}\left(\frac{\partial}{\partial \theta} \log \operatorname{p}(\mathord{\smash[b]{\underset{\raise.3ex\hbox{$\scriptstyle\sim$}}{x}}\vphantom{x}}\mid \theta)\right)\mathclose{} \operatorname{p}(\mathord{\smash[b]{\underset{\raise.3ex\hbox{$\scriptstyle\sim$}}{x}}\vphantom{x}}\mid \theta) \, d\mathord{\smash[b]{\underset{\raise.3ex\hbox{$\scriptstyle\sim$}}{x}}\vphantom{x}}
+    &amp;&amp; \text{(definition of the score)}\\
+    &amp;= \int \hat{\theta}(\mathord{\smash[b]{\underset{\raise.3ex\hbox{$\scriptstyle\sim$}}{x}}\vphantom{x}}) \, \frac{\partial}{\partial \theta} \operatorname{p}(\mathord{\smash[b]{\underset{\raise.3ex\hbox{$\scriptstyle\sim$}}{x}}\vphantom{x}}\mid \theta) \, d\mathord{\smash[b]{\underset{\raise.3ex\hbox{$\scriptstyle\sim$}}{x}}\vphantom{x}}
+    &amp;&amp; \text{(derivative of a log density)}\\
+    &amp;= \frac{\partial}{\partial \theta} \int \hat{\theta}(\mathord{\smash[b]{\underset{\raise.3ex\hbox{$\scriptstyle\sim$}}{x}}\vphantom{x}}) \, \operatorname{p}(\mathord{\smash[b]{\underset{\raise.3ex\hbox{$\scriptstyle\sim$}}{x}}\vphantom{x}}\mid \theta) \, d\mathord{\smash[b]{\underset{\raise.3ex\hbox{$\scriptstyle\sim$}}{x}}\vphantom{x}}
+    &amp;&amp; \text{(exchange derivative and integral)}\\
+    &amp;= \frac{\partial}{\partial \theta} \operatorname{E}\mathopen{}\left[\hat{\theta}\right]\mathclose{}
+    &amp;&amp; \text{(definition of expectation)}\\
+    &amp;= \frac{\partial}{\partial \theta} \theta
+    &amp;&amp; \text{($\hat{\theta}$ is unbiased)}\\
+    &amp;= 1
+    &amp;&amp; \text{(derivative of $\theta$ with respect to $\theta$)}
+    \end{aligned}
+    $$</w:t>
+      </w:r>
     </w:p>
     <w:bookmarkEnd w:id="46"/>
     <w:bookmarkStart w:id="48" w:name="lem-cov-estimator-score"/>
@@ -8781,129 +7203,11 @@
         <w:pStyle w:val="BodyText"/>
       </w:pPr>
       <w:bookmarkStart w:id="47" w:name="eq-cov-estimator-score"/>
-      <m:oMathPara>
-        <m:oMathParaPr>
-          <m:jc m:val="center"/>
-        </m:oMathParaPr>
-        <m:oMath>
-          <m:r>
-            <m:rPr>
-              <m:sty m:val="p"/>
-            </m:rPr>
-            <m:t>Cov</m:t>
-          </m:r>
-          <m:r>
-            <m:t>​</m:t>
-          </m:r>
-          <m:d>
-            <m:dPr>
-              <m:begChr m:val="("/>
-              <m:sepChr m:val=""/>
-              <m:endChr m:val=")"/>
-              <m:grow/>
-            </m:dPr>
-            <m:e>
-              <m:acc>
-                <m:accPr>
-                  <m:chr m:val="̂"/>
-                </m:accPr>
-                <m:e>
-                  <m:r>
-                    <m:t>θ</m:t>
-                  </m:r>
-                </m:e>
-              </m:acc>
-              <m:r>
-                <m:rPr>
-                  <m:sty m:val="p"/>
-                </m:rPr>
-                <m:t>,</m:t>
-              </m:r>
-              <m:sSup>
-                <m:e>
-                  <m:r>
-                    <m:t>ℓ</m:t>
-                  </m:r>
-                </m:e>
-                <m:sup>
-                  <m:r>
-                    <m:rPr>
-                      <m:sty m:val="p"/>
-                    </m:rPr>
-                    <m:t>′</m:t>
-                  </m:r>
-                </m:sup>
-              </m:sSup>
-              <m:r>
-                <m:rPr>
-                  <m:sty m:val="p"/>
-                </m:rPr>
-                <m:t>(</m:t>
-              </m:r>
-              <m:limLow>
-                <m:e>
-                  <m:r>
-                    <m:t>X</m:t>
-                  </m:r>
-                </m:e>
-                <m:lim>
-                  <m:r>
-                    <m:rPr>
-                      <m:sty m:val="p"/>
-                    </m:rPr>
-                    <m:t>∼</m:t>
-                  </m:r>
-                </m:lim>
-              </m:limLow>
-              <m:r>
-                <m:rPr>
-                  <m:sty m:val="p"/>
-                </m:rPr>
-                <m:t>∣</m:t>
-              </m:r>
-              <m:r>
-                <m:t>θ</m:t>
-              </m:r>
-              <m:r>
-                <m:rPr>
-                  <m:sty m:val="p"/>
-                </m:rPr>
-                <m:t>)</m:t>
-              </m:r>
-            </m:e>
-          </m:d>
-          <m:r>
-            <m:t>​</m:t>
-          </m:r>
-          <m:r>
-            <m:rPr>
-              <m:sty m:val="p"/>
-            </m:rPr>
-            <m:t>=</m:t>
-          </m:r>
-          <m:r>
-            <m:t>1</m:t>
-          </m:r>
-          <m:r>
-            <m:t>  </m:t>
-          </m:r>
-          <m:r>
-            <m:rPr>
-              <m:sty m:val="p"/>
-            </m:rPr>
-            <m:t>(</m:t>
-          </m:r>
-          <m:r>
-            <m:t>4</m:t>
-          </m:r>
-          <m:r>
-            <m:rPr>
-              <m:sty m:val="p"/>
-            </m:rPr>
-            <m:t>)</m:t>
-          </m:r>
-        </m:oMath>
-      </m:oMathPara>
+      <w:r>
+        <w:t xml:space="preserve">$$
+    \operatorname{Cov}\mathopen{}\left(\hat{\theta}, \ell'(\mathord{\smash[b]{\underset{\raise.3ex\hbox{$\scriptstyle\sim$}}{X}}\vphantom{X}}\mid \theta)\right)\mathclose{} = 1
+     \qquad(4)$$</w:t>
+      </w:r>
       <w:bookmarkEnd w:id="47"/>
     </w:p>
     <w:bookmarkEnd w:id="48"/>

--- a/pr-preview/pr-261/estimator-properties-handout.docx
+++ b/pr-preview/pr-261/estimator-properties-handout.docx
@@ -15,7 +15,7 @@
         <w:pStyle w:val="Date"/>
       </w:pPr>
       <w:r>
-        <w:t xml:space="preserve">Last modified: 2026-10-16 18:35:04 (PDT)</w:t>
+        <w:t xml:space="preserve">Last modified: 2026-10-17 08:55:52 (PDT)</w:t>
       </w:r>
     </w:p>
     <w:p>

--- a/pr-preview/pr-261/estimator-properties-handout.docx
+++ b/pr-preview/pr-261/estimator-properties-handout.docx
@@ -15,7 +15,7 @@
         <w:pStyle w:val="Date"/>
       </w:pPr>
       <w:r>
-        <w:t xml:space="preserve">Last modified: 2026-10-17 08:55:52 (PDT)</w:t>
+        <w:t xml:space="preserve">Last modified: 2026-10-17 10:19:46 (PDT)</w:t>
       </w:r>
     </w:p>
     <w:p>
